--- a/output/books/Kir и Анфи/Глава_08_Июль_2025.docx
+++ b/output/books/Kir и Анфи/Глава_08_Июль_2025.docx
@@ -345,72 +345,6 @@
           <w:color w:val="2E5A3C"/>
           <w:sz w:val="26"/>
         </w:rPr>
-        <w:t>16 июля 2025</w:t>
-      </w:r>
-    </w:p>
-    <w:p>
-      <w:pPr>
-        <w:spacing w:before="200" w:after="40"/>
-        <w:ind w:firstLine="0"/>
-      </w:pPr>
-      <w:r>
-        <w:rPr>
-          <w:rFonts w:ascii="Times New Roman" w:hAnsi="Times New Roman" w:cs="Times New Roman" w:eastAsia="Times New Roman"/>
-          <w:b/>
-          <w:i w:val="0"/>
-          <w:color w:val="1F4E79"/>
-          <w:sz w:val="24"/>
-        </w:rPr>
-        <w:t>Анфи</w:t>
-      </w:r>
-      <w:r>
-        <w:rPr>
-          <w:rFonts w:ascii="Times New Roman" w:hAnsi="Times New Roman" w:cs="Times New Roman" w:eastAsia="Times New Roman"/>
-          <w:b w:val="0"/>
-          <w:i/>
-          <w:color w:val="6B6B6B"/>
-          <w:sz w:val="18"/>
-        </w:rPr>
-        <w:t xml:space="preserve">   ·   23:11</w:t>
-      </w:r>
-    </w:p>
-    <w:p>
-      <w:pPr>
-        <w:spacing w:after="160" w:line="276" w:lineRule="auto"/>
-        <w:ind w:firstLine="425"/>
-        <w:jc w:val="both"/>
-        <w:pBdr>
-          <w:left w:val="single" w:sz="12" w:space="8" w:color="1F4E79"/>
-        </w:pBdr>
-      </w:pPr>
-      <w:r>
-        <w:rPr>
-          <w:rFonts w:ascii="Times New Roman" w:hAnsi="Times New Roman" w:cs="Times New Roman" w:eastAsia="Times New Roman"/>
-          <w:b w:val="0"/>
-          <w:i w:val="0"/>
-          <w:color w:val="1F4E79"/>
-          <w:sz w:val="24"/>
-        </w:rPr>
-        <w:t>Привет, можно тебе скинуть гигантское голосовое на восемь минут? Очень эмоциональное, но оно просто изначально было адресовано только моему другу, но я подумала, что тебе, как человеку, в какой-то степени в этой теме понимающему, я тоже могу это скинуть.</w:t>
-      </w:r>
-    </w:p>
-    <w:p>
-      <w:pPr>
-        <w:spacing w:before="360" w:after="160"/>
-        <w:ind w:firstLine="0"/>
-        <w:jc w:val="left"/>
-        <w:pBdr>
-          <w:bottom w:val="single" w:sz="8" w:space="6" w:color="2E5A3C"/>
-        </w:pBdr>
-      </w:pPr>
-      <w:r>
-        <w:rPr>
-          <w:rFonts w:ascii="Times New Roman" w:hAnsi="Times New Roman" w:cs="Times New Roman" w:eastAsia="Times New Roman"/>
-          <w:b/>
-          <w:i w:val="0"/>
-          <w:color w:val="2E5A3C"/>
-          <w:sz w:val="26"/>
-        </w:rPr>
         <w:t>17 июля 2025</w:t>
       </w:r>
     </w:p>
@@ -497,13 +431,11 @@
       </w:pPr>
       <w:r>
         <w:rPr>
-          <w:rFonts w:ascii="Times New Roman" w:hAnsi="Times New Roman" w:cs="Times New Roman" w:eastAsia="Times New Roman"/>
-          <w:b w:val="0"/>
-          <w:i w:val="0"/>
+          <w:rFonts w:ascii="Times New Roman" w:hAnsi="Times New Roman" w:eastAsia="Times New Roman"/>
           <w:color w:val="1F4E79"/>
           <w:sz w:val="24"/>
         </w:rPr>
-        <w:t>В общем, это сообщение будет очень долгое и, возможно, не очень тебе интересное, но, тем не менее, я поделюсь, потому что, ну, по моим подсчётам, ты больше всего меня поймёшь в подобном вопросе. В общем, в какой-то момент я осознала одну вещь: с выбором профессии я так и не могу определиться. И вот знаешь, это чувство, что в каком-то тупике находишься. Типа, на нелюбимой работе я работать не хочу и не собираюсь, при этом поддержки от родных я особо не получаю. И плюсом ко всему вышеперечисленному, сама не понимаю, чего я хочу конкретно. Типа, направления я знаю, ну, там, физика, акустика, радио, но конкретно-то я не понимаю. А как идти к цели, если ты не понимаешь, что ты хочешь вот прям точно? Идти к абстрактному представлению — это, ну, это странно, это неразумно. То есть идёшь непонятно к чему, ни к чему и не придёшь. И в какой-то момент я поняла, что, ну, капец, просто я не вывожу. Вот. Учителя они, может быть… Я уже рассказывала, что учителя готовы к тому, что я хочу выйти за рамки их стереотипов касаемо массажиста, музыканта и до свидания. И когда я вышла за эти рамки, попыталась с ними что-то поговорить, меня аккуратненько, тактично послали, но послали. Поэтому на поддержку от них рассчитывать я, ну, как бы, не могу. Ну, не все такие, конечно, но… Но. И когда я поняла, что всю профориентационную информацию я ищу сама, меня всё это уже изматывает, просто, потому что я занимаюсь этим очень давно и безуспешно. Я написала просто в бесчисленное количество обществ, блин, обществ для слепых, но как бы конкретно мне особо. Кроме того, что поговорить с учителями, мне как бы мало чего там. Вот, видите ли? Но просто это в какой-то момент реально. Эта деятельность, вот этого поиска бесконечного и нескончаемого, она выводит из себя. Учитывая тот факт, что у меня в браузере. То есть если я ищу что-то в Яндексе или в любом другом интернет-браузере, у меня зависает TalkBack при виде любого чего-нибудь рекламного или того, что ему не понравится. А не понравится ему может любая фигня, и это непредсказуемо. И перед тем, до того, как он отвиснет, пройдёт минут пять. То есть если не повезёт, то больше. Вот. То есть это всё очень-очень неудобно. Вот. Я попробовала там тот скринридер, который ты мне советовал. Он не зависал вроде на браузере, но он мне просто не понравился, не очень удобный для меня оказался. Вот. Поэтому я полностью вернулась к TalkBack. И вернулась к зависаниям в браузере. Вот так вот. И нейросеть ответила мне очень долгими сообщениями. Я не буду сейчас пересказывать их подробно, потому что это и так долго. Там очень много было советов, идей. В итоге мы с ней пришли вот к чему. Она мне предложила создать небольшой собственный мини-проект, выполнить его за неделю. Она мне, кстати, очень хорошую вещь сказала: ты не узнаешь, нравится тебе эта профессия или нет, пока ты в ней себя не попробуешь. В итоге мы с ней сошлись на том, что пока будем практиковаться в работе со звуком. Вот. И я ещё там ей написала дополнение, что компьютера у меня нет, нет у меня там, ну, какого-то крутого, так сказать, оборудования, ещё чего-то. Вот. И, короче, она мне предложила мини-проект. И как бы — она мне даже план составила. Кстати, очень для меня это важно, чтобы у меня был план, потому что у меня его до этого не было. У меня было просто ощущение полнейшего беспорядка в голове. Проект, ну, называется «Звуковой дневник». Вот. И я даже план этот выписала и могу тебе его прочитать. Значит, план. План такой: выбрать тему для звукового дневника, записать 5–10 звуков, перенести записи на планшет, смонтировать одноминутный трек, провести эксперимент с голосом в разных комнатах, записать выводы и создать финальный мини-проект. Вот. В чём вообще смысл? Сейчас просто расскажу подробнее о смысле этого всего. Смысл в том, что за время работы над этим проектом я смогу, во-первых, попрактиковаться в аудиоредакторе, что для меня важно. Во-вторых, у меня будет какая-то цель, маленькая, но цель. Создать и закончить этот проект. Это уже цель конкретная. Да, крошечная, да, небольшая, но какая-то. Вот. Также в этом проекте будет как бы такая, ну, вторая часть про акустику в разных помещениях. Тоже моя любимая тема. Я смогу изучить влияние — ой, ну, то есть распространение звуковых волн в различных помещениях, в зависимости от того, что в них находится. Там ванная, пустая комната или ещё что-то. Вот. Реально, кстати, хорошая идея, мне кажется. И к чему я всё это рассказываю тебе на данный момент? Вопрос такой: стоит ли мне, ну, делиться с тобой результатами вот этого вот проекта, писать, как у меня идёт процесс? Интересно ли тебе это вообще? Вот. Ну, я рассказываю, потому что… Я просто, не знаю, доверяю тебе и как-то думаю, что ты меня поддержишь. Ну и вот, собственно, всё.</w:t>
+        <w:t>В общем, это сообщение будет очень долгое и, возможно, не очень тебе интересное, но, тем не менее, я поделюсь, потому что, ну, по моим подсчётам, ты больше всего меня поймёшь в подобном вопросе. В общем, в какой-то момент я осознала одну вещь: с выбором профессии я так и не могу определиться. И. Вот знаешь, это чувство, что в каком-то тупике находишься. Типа, на нелюбимой работе я работать не хочу и не собираюсь, при этом поддержки от родных я особо не получаю. И плюсом ко всему вышеперечисленному, сама не понимаю, чего я хочу конкретно. Типа, направления я знаю, ну, там, физика, акустика, радио, но конкретно-то я не понимаю. А как идти к цели, если ты не понимаешь, что ты хочешь. Вот прям точно? Идти к абстрактному представлению — это, ну, это странно, это неразумно. То есть идёшь непонятно к чему, ни к чему и не придёшь. И в какой-то момент я поняла, что, ну, капец, просто я не вывожу. Вот. Учителя они, может быть… Я уже рассказывала, что учителя готовы к тому, что я хочу выйти за рамки их стереотипов касаемо массажиста, музыканта и до свидания. И, когда я вышла за эти рамки, попыталась с ними что-то поговорить, меня аккуратненько, тактично послали, но послали. Поэтому на поддержку от них рассчитывать я, ну, как-бы, не могу. Ну, не все такие, конечно, но… Но. И, когда я поняла, что всю профориентационную информацию я ищу сама, меня всё это уже изматывает, просто, потому, что я занимаюсь этим очень давно и безуспешно. Я написала просто в бесчисленное количество обществ, блин, обществ для слепых, но как-бы конкретно мне особо. Кроме того, что поговорить с учителями, мне как-бы мало чего там. Вот, видите ли? Но просто это в какой-то момент реально. Эта деятельность, вот этого поиска бесконечного и нескончаемого, она выводит из-за себя. Учитывая тот факт, что у меня в браузере. То есть, если я ищу что-то в Яндексе или в любом другом интернет-браузере, у меня зависает TalkBack при виде любого чего-нибудь рекламного или того, что ему не понравится. А не понравится ему может любая фигня, и это непредсказуемо. И перед тем, до того, как он отвиснет, пройдёт минут пять. То есть, если не повезёт, то больше. Вот. То есть это всё очень-очень неудобно. Вот. Я попробовала там тот скринридер, который ты мне советовал. Он не зависал вроде на браузере, но он мне просто не понравился, не очень удобный для меня оказался. Вот. Поэтому я полностью вернулась к TalkBack. И вернулась к зависаниям в браузере. Вот так вот. И нейросеть ответила мне очень долгими сообщениями. Я не буду сейчас пересказывать их подробно, потому, что это. И так долго. Там очень много было советов, идей. В итоге мы с ней пришли. Вот к чему. Она мне предложила создать небольшой собственный мини-проект, выполнить его за неделю. Она мне, кстати, очень хорошую вещь сказала: ты не узнаешь, нравится тебе эта профессия или нет, пока ты в ней себя не попробуешь. В итоге мы с ней сошлись на том, что пока будем практиковаться в работе со звуком. Вот. И я ещё там ей написала дополнение, что компьютера у меня нет, нет у меня там, ну, какого-то крутого, так сказать, оборудования, ещё чего-то. Вот. И, короче, она мне предложила мини-проект. И как-бы — она мне даже план составила. Кстати, очень для меня это важно, чтобы у меня был план, потому, что у меня его до этого не было. У меня было просто ощущение полнейшего беспорядка в голове. Проект, ну, называется «Звуковой дневник». Вот. И я даже план этот выписала и могу тебе его прочитать. Значит, план. План такой: выбрать тему для звукового дневника, записать 5–10 звуков, перенести записи на планшет, смонтировать одноминутный трек, провести эксперимент с голосом в разных комнатах, записать выводы и создать финальный мини-проект. Вот. В чём вообще смысл? Сейчас просто расскажу подробнее о смысле этого всего. Смысл в том, что за время работы над этим проектом я смогу, во-первых, попрактиковаться в аудиоредакторе, что для меня важно. Во-вторых, у меня будет какая-то цель, маленькая, но цель. Создать и закончить этот проект. Это уже цель конкретная. Да, крошечная, да, небольшая, но какая-то. Вот. Также в этом проекте будет как-бы такая, ну, вторая часть про акустику в разных помещениях. Тоже моя любимая тема. Я смогу изучить влияние — ой, ну, то есть распространение звуковых волн в различных помещениях, в зависимости от того, что в них находится. Там ванная, пустая комната или ещё что-то. Вот. Реально, кстати, хорошая идея, мне кажется. И к чему я всё это рассказываю тебе на данный момент? Вопрос такой: стоит ли мне, ну, делиться с тобой результатами. Вот этого. Вот проекта, писать, как у меня идёт процесс? Интересно ли тебе это вообще? Вот. Ну, я рассказываю, потому что… Я просто, не знаю, доверяю тебе и как-то думаю, что ты меня поддержишь. Ну и вот, собственно, всё.</w:t>
       </w:r>
     </w:p>
     <w:p>
@@ -773,59 +705,11 @@
       </w:pPr>
       <w:r>
         <w:rPr>
-          <w:rFonts w:ascii="Times New Roman" w:hAnsi="Times New Roman" w:cs="Times New Roman" w:eastAsia="Times New Roman"/>
-          <w:b w:val="0"/>
-          <w:i w:val="0"/>
+          <w:rFonts w:ascii="Times New Roman" w:hAnsi="Times New Roman" w:eastAsia="Times New Roman"/>
           <w:color w:val="1F4E79"/>
           <w:sz w:val="24"/>
         </w:rPr>
-        <w:t>Ты можешь найти вот об этом устройстве всю информацию в интернете, не знаю, там инструкцию или хотя бы что-то?</w:t>
-      </w:r>
-    </w:p>
-    <w:p>
-      <w:pPr>
-        <w:spacing w:before="200" w:after="40"/>
-        <w:ind w:firstLine="0"/>
-      </w:pPr>
-      <w:r>
-        <w:rPr>
-          <w:rFonts w:ascii="Times New Roman" w:hAnsi="Times New Roman" w:cs="Times New Roman" w:eastAsia="Times New Roman"/>
-          <w:b/>
-          <w:i w:val="0"/>
-          <w:color w:val="1F4E79"/>
-          <w:sz w:val="24"/>
-        </w:rPr>
-        <w:t>Анфи</w:t>
-      </w:r>
-      <w:r>
-        <w:rPr>
-          <w:rFonts w:ascii="Times New Roman" w:hAnsi="Times New Roman" w:cs="Times New Roman" w:eastAsia="Times New Roman"/>
-          <w:b w:val="0"/>
-          <w:i/>
-          <w:color w:val="6B6B6B"/>
-          <w:sz w:val="18"/>
-        </w:rPr>
-        <w:t xml:space="preserve">   ·   17:27</w:t>
-      </w:r>
-    </w:p>
-    <w:p>
-      <w:pPr>
-        <w:spacing w:after="160" w:line="276" w:lineRule="auto"/>
-        <w:ind w:firstLine="425"/>
-        <w:jc w:val="both"/>
-        <w:pBdr>
-          <w:left w:val="single" w:sz="12" w:space="8" w:color="1F4E79"/>
-        </w:pBdr>
-      </w:pPr>
-      <w:r>
-        <w:rPr>
-          <w:rFonts w:ascii="Times New Roman" w:hAnsi="Times New Roman" w:cs="Times New Roman" w:eastAsia="Times New Roman"/>
-          <w:b w:val="0"/>
-          <w:i w:val="0"/>
-          <w:color w:val="1F4E79"/>
-          <w:sz w:val="24"/>
-        </w:rPr>
-        <w:t>Спасибо.</w:t>
+        <w:t>Ты можешь найти. Вот об этом устройстве всю информацию в интернете, не знаю, там инструкцию или, хотя бы что-то?</w:t>
       </w:r>
     </w:p>
     <w:p>
@@ -1161,13 +1045,11 @@
       </w:pPr>
       <w:r>
         <w:rPr>
-          <w:rFonts w:ascii="Times New Roman" w:hAnsi="Times New Roman" w:cs="Times New Roman" w:eastAsia="Times New Roman"/>
-          <w:b w:val="0"/>
-          <w:i w:val="0"/>
+          <w:rFonts w:ascii="Times New Roman" w:hAnsi="Times New Roman" w:eastAsia="Times New Roman"/>
           <w:color w:val="C00000"/>
           <w:sz w:val="24"/>
         </w:rPr>
-        <w:t>Привет! Ну, если ты хочешь экономить место, то FLAC. А вообще без разницы. Ну, как без разницы? Просто FLAC не везде может прочитаться, смотря на каких устройствах. В принципе, он сейчас почти везде читается. А так FLAC лучше по экономии. А по качеству нет разницы. FLAC — это без потери качества. То есть он место меньше занимает, а качество точно такое же. Но есть устройства, на которых он может… Ну, есть какие-то, не знаю, древние телефоны. Он может не воспроизводиться. Но сейчас уже, если человек не сидит на компьютере какого-нибудь 2005 года или 1995, то у него, скорее всего, FLAC откроется. Ну, в крайнем случае, кодеки можно поставить для него или специальные плееры. Я часто использую FLAC. Особенно, когда я отсылаю какие-то сделанные заказы. Ну, там, аранжировки. Я отсылаю его во FLACе. Ну, и пока никто не жаловался. Потому что, во-первых, быстрее это будет. Во-вторых, качество абсолютно идентичное оригиналу. Ну, в смысле, WAV. Когда сохраняешь, я работаю в WAV. Это основной формат. Вот. Потому что он, ну, как это уже стандарт мировой по качеству. Вот. А FLAC ничего не вырезает и не отрезает, и не делает хуже. Вот MP3 — это реально хуже делает. Это самый хреновый формат, который можно вообще использовать, ну, в плане музыки. Если, ну, речи, допустим. Для речи MP3 вполне достаточно. Максимальное качество, вот, 320 для речи. Это идеально. Там ей больше и не надо, в общем-то. Чтобы голос записывать, больше и не надо. Ну, если нужно там очень много нюансов и по частотам низкие, высокие, то, конечно, можно FLAC. Но для речи, как правило, это… Ну, это избыточно. Вот.</w:t>
+        <w:t>Привет! Ну, если ты хочешь экономить место, то FLAC. А вообще без разницы. Ну, как без разницы? Просто FLAC не везде может прочитаться, смотря на каких устройствах. В принципе, он сейчас почти везде читается. А так FLAC лучше по экономии. А по качеству нет разницы. FLAC — это без потери качества. То есть он место меньше занимает, а качество точно такое же. Но есть устройства, на которых он может… Ну, есть какие-то, не знаю, древние телефоны. Он может не воспроизводиться. Но сейчас уже, если человек не сидит на компьютере какого-нибудь 2005 года или 1995, то у него, скорее всего, FLAC откроется. Ну, в крайнем случае, кодеки можно поставить для него или специальные плееры. Я часто использую FLAC. Особенно, когда я отсылаю какие-то сделанные заказы. Ну, там, аранжировки. Я отсылаю его во FLACе. Ну, и пока никто не жаловался. Потому что, во-первых, быстрее это будет. Во-вторых, качество абсолютно идентичное оригиналу. Ну, в смысле, WAV. Когда сохраняешь, я работаю в WAV. Это основной формат. Вот. Потому, что он, ну, как это уже стандарт мировой по качеству. Вот. А FLAC ничего не вырезает и не отрезает, и не делает хуже. Вот MP3 — это реально хуже делает. Это самый хреновый формат, который можно вообще использовать, ну, в плане музыки. Если, ну, речи, допустим. Для речи MP3 вполне достаточно. Максимальное качество, вот, 320 для речи. Это идеально. Там ей больше и не надо, в общем-то. Чтобы голос записывать, больше и не надо. Ну, если нужно там очень много нюансов и по частотам низкие, высокие, то, конечно, можно FLAC. Но для речи, как правило, это… Ну, это избыточно. Вот.</w:t>
       </w:r>
     </w:p>
     <w:p>
@@ -1253,13 +1135,11 @@
       </w:pPr>
       <w:r>
         <w:rPr>
-          <w:rFonts w:ascii="Times New Roman" w:hAnsi="Times New Roman" w:cs="Times New Roman" w:eastAsia="Times New Roman"/>
-          <w:b w:val="0"/>
-          <w:i w:val="0"/>
+          <w:rFonts w:ascii="Times New Roman" w:hAnsi="Times New Roman" w:eastAsia="Times New Roman"/>
           <w:color w:val="C00000"/>
           <w:sz w:val="24"/>
         </w:rPr>
-        <w:t>Есть не взломанные, есть официально бесплатные. Аудио… сейчас, стоп, Audacity называется. Не знаю, если на телефон. Возможно, есть. Есть эта версия. Есть для винды и для линукса. В принципе, Android и то есть линукс. iPad — не знаю, возможно, есть. Сейчас посмотрим. Это адекватно очень, многофункционально, полноценная программа-аудиоредактор, официально бесплатная, с открытым исходным кодом. Многие пользуются, особенно линуксоиды и те, кто не хочет ничего покупать. Там много интересных функций, из которых даже те, которые заложены в платных версиях, кстати.</w:t>
+        <w:t>Есть не взломанные, есть официально бесплатные. Аудио… Сейчас, стоп, Audacity называется. Не знаю, если на телефон. Возможно, есть. Есть эта версия. Есть для винды и для линукса. В принципе, Android и, то есть линукс. iPad — не знаю, возможно, есть. Сейчас посмотрим. Это адекватно очень, многофункционально, полноценная программа-аудиоредактор, официально бесплатная, с открытым исходным кодом. Многие пользуются, особенно линуксоиды и те, кто не хочет ничего покупать. Там много интересных функций, из-за которых даже те, которые заложены в платных версиях, кстати.</w:t>
       </w:r>
     </w:p>
     <w:p>
@@ -1345,13 +1225,11 @@
       </w:pPr>
       <w:r>
         <w:rPr>
-          <w:rFonts w:ascii="Times New Roman" w:hAnsi="Times New Roman" w:cs="Times New Roman" w:eastAsia="Times New Roman"/>
-          <w:b w:val="0"/>
-          <w:i w:val="0"/>
+          <w:rFonts w:ascii="Times New Roman" w:hAnsi="Times New Roman" w:eastAsia="Times New Roman"/>
           <w:color w:val="C00000"/>
           <w:sz w:val="24"/>
         </w:rPr>
-        <w:t>Ну да, потому что айпад — это как-то называется, это же не macOS. macOS — это для ноутбука, а на айпаде там же iOS, по-моему.</w:t>
+        <w:t>Ну да, потому, что айпад — это как-то называется, это же не macOS. macOS — это для ноутбука, а на айпаде там же iOS, по-моему.</w:t>
       </w:r>
     </w:p>
     <w:p>
@@ -1483,13 +1361,11 @@
       </w:pPr>
       <w:r>
         <w:rPr>
-          <w:rFonts w:ascii="Times New Roman" w:hAnsi="Times New Roman" w:cs="Times New Roman" w:eastAsia="Times New Roman"/>
-          <w:b w:val="0"/>
-          <w:i w:val="0"/>
+          <w:rFonts w:ascii="Times New Roman" w:hAnsi="Times New Roman" w:eastAsia="Times New Roman"/>
           <w:color w:val="1F4E79"/>
           <w:sz w:val="24"/>
         </w:rPr>
-        <w:t>Я много редакторов уже разных скачивала и пробовала, и вот насчёт AudioLab есть нюанс. Он у меня есть в платной версии на iPad. И вот он мне в таком варианте не нравится. На Androidе там тяжело с оформлением подписок, поэтому пришлось через iPad это делать. И вот на Android он мне нравится больше, но я не могу им нормально пользоваться, потому что там он бесплатный. А так.</w:t>
+        <w:t>Я много редакторов уже разных скачивала и пробовала, и. Вот насчёт AudioLab есть нюанс. Он у меня есть в платной версии на iPad. И. Вот он мне в таком варианте не нравится. На Androidе там тяжело с оформлением подписок, поэтому пришлось через iPad это делать. И. Вот на Android он мне нравится больше, но я не могу им нормально пользоваться, потому, что там он бесплатный. А так.</w:t>
       </w:r>
     </w:p>
     <w:p>
@@ -2371,13 +2247,11 @@
       </w:pPr>
       <w:r>
         <w:rPr>
-          <w:rFonts w:ascii="Times New Roman" w:hAnsi="Times New Roman" w:cs="Times New Roman" w:eastAsia="Times New Roman"/>
-          <w:b w:val="0"/>
-          <w:i w:val="0"/>
+          <w:rFonts w:ascii="Times New Roman" w:hAnsi="Times New Roman" w:eastAsia="Times New Roman"/>
           <w:color w:val="C00000"/>
           <w:sz w:val="24"/>
         </w:rPr>
-        <w:t>Прикольно, это что за ноут?</w:t>
+        <w:t>Прикольно, это, что за ноут?</w:t>
       </w:r>
     </w:p>
     <w:p>
@@ -2509,13 +2383,11 @@
       </w:pPr>
       <w:r>
         <w:rPr>
-          <w:rFonts w:ascii="Times New Roman" w:hAnsi="Times New Roman" w:cs="Times New Roman" w:eastAsia="Times New Roman"/>
-          <w:b w:val="0"/>
-          <w:i w:val="0"/>
+          <w:rFonts w:ascii="Times New Roman" w:hAnsi="Times New Roman" w:eastAsia="Times New Roman"/>
           <w:color w:val="1F4E79"/>
           <w:sz w:val="24"/>
         </w:rPr>
-        <w:t>Ну да, там такая ситуация получилась, что меня просто очень жёстко достали все вот эти вот штуки с тем, что мобильные, ну, на планшете и на телефоне, аудиоредакторы были кончены, всё работало через одно место. Может, я рассказывала историю, я писала — это уже, ну, короче, я писала в Google-документах в телефоне доклад по акустике, и просто у меня всё одним нажатием снеслось, потому что я нажала не туда. Вот, не помню, говорила или нет, но вот такая была история. Меня так всё это выбесило, что, как бы, я не собиралась так изначально делать, я хотела накопить денег на ноут. Но в итоге я подошла к бабушке. У нас неплохие отношения, достаточно, но если мне что-то, что мне нужно, то она, как бы, денег может дать. Но она мне, собственно, дала карточку, на ней денег было больше, чем восемнадцать тысяч, но я решила. Я человек такой достаточно принципиальный, и, то есть, если мне дали карту, это не значит, что я буду, ну, прям, по полной ею пользоваться. И просто. Поэтому я решила воспользоваться этой картой по самому минимуму. Ну, и самый минимум стоил восемнадцать тысяч. Даже консультант в магазине охерел от того, что мне нужен такой дешёвый ноутбук, потому что он реально, ну, слабенький, естественно, он особо ничего не тянет, но озвучку и Audacity он тянет, поэтому всё, больше мне от него ничего не надо. И, собственно, его я и купила. Вот. А тебе я сейчас скину эту фотку, потому что я прикольно оборудовала рабочее место. Вот.</w:t>
+        <w:t>Ну да, там такая ситуация получилась, что меня просто очень жёстко достали все. Вот эти. Вот штуки с тем, что мобильные, ну, на планшете и на телефоне, аудиоредакторы были кончены, всё работало через одно место. Может, я рассказывала историю, я писала — это уже, ну, короче, я писала в Google-документах в телефоне доклад по акустике, и просто у меня всё одним нажатием снеслось, потому, что я нажала не туда. Вот, не помню, говорила или нет, но. Вот такая была история. Меня так всё это выбесило, что, как-бы, я не собиралась так изначально делать, я хотела накопить денег на ноут. Но в итоге я подошла к бабушке. У нас неплохие отношения, достаточно, но, если мне что-то, что мне нужно, то она, как-бы, денег может дать. Но она мне, собственно, дала карточку, на ней денег было больше, чем восемнадцать тысяч, но я решила. Я человек такой достаточно принципиальный, и, то есть, если мне дали карту, это не значит, что я буду, ну, прям, по полной ею пользоваться. И просто. Поэтому я решила воспользоваться этой картой по самому минимуму. Ну, и самый минимум стоил восемнадцать тысяч. Даже консультант в магазине охерел от того, что мне нужен такой дешёвый ноутбук, потому, что он реально, ну, слабенький, естественно, он особо ничего не тянет, но озвучку и Audacity он тянет, поэтому всё, больше мне от него ничего не надо. И, собственно, его я и купила. Вот. А тебе я сейчас скину эту фотку, потому, что я прикольно оборудовала рабочее место. Вот.</w:t>
       </w:r>
     </w:p>
     <w:p>
@@ -2601,13 +2473,11 @@
       </w:pPr>
       <w:r>
         <w:rPr>
-          <w:rFonts w:ascii="Times New Roman" w:hAnsi="Times New Roman" w:cs="Times New Roman" w:eastAsia="Times New Roman"/>
-          <w:b w:val="0"/>
-          <w:i w:val="0"/>
+          <w:rFonts w:ascii="Times New Roman" w:hAnsi="Times New Roman" w:eastAsia="Times New Roman"/>
           <w:color w:val="1F4E79"/>
           <w:sz w:val="24"/>
         </w:rPr>
-        <w:t>Не на Ozon, потому что мне удобнее было в магазине. Потому что на Ozon мне пришлось бы это делать, во-первых, через маму, а это уже сразу в минус, собственно говоря, я ухожу. А во-вторых, ну, в принципе, первого пункта достаточно, что это не вариант.</w:t>
+        <w:t>Не на Ozon, потому, что мне удобнее было в магазине. Потому, что на Ozon мне пришлось бы это делать, во-первых, через маму, а это уже сразу в минус, собственно говоря, я ухожу. А во-вторых, ну, в принципе, первого пункта достаточно, что это не вариант.</w:t>
       </w:r>
     </w:p>
     <w:p>
